--- a/assets/legal-templates/es/procurement-policy.docx
+++ b/assets/legal-templates/es/procurement-policy.docx
@@ -3224,7 +3224,7 @@
                 <w:sz w:val="19"/>
                 <w:szCs w:val="19"/>
               </w:rPr>
-              <w:t xml:space="preserve">Nombra el país donde estás registrada y cualquier otro donde compres. Las leyes de contratación pública, como la Public Procurement and Asset Disposal Act 2015 de Kenia, suelen aplicarse a los organismos públicos y no a las ONG, pero algunas se aplican cuando gastas dinero público o actúas en nombre de un organismo público. Consulta tu ley local sobre este punto y sobre las normas de facturas y comprobantes fiscales (por ejemplo, si los proveedores deben emitir facturas fiscales oficiales y si debes retener impuestos en los pagos a personas individuales). Los financiadores gubernamentales suelen tener normas estrictas. Las subvenciones federales de los EE. UU. siguen las normas de compras de 2 CFR 200.317 a 200.327 (la Uniform Guidance), con umbrales vinculados a las normas federales de adquisiciones de los EE. UU. Las subvenciones financiadas por la UE para trabajos fuera de la UE suelen incluir normas de compras en un anexo del contrato de subvención. Los financiadores gubernamentales del Reino Unido fijan sus propios requisitos en las condiciones de la subvención. Lee siempre la cláusula de compras de cada acuerdo de subvención y anota sus umbrales en la tabla de la sección 3.</w:t>
+              <w:t xml:space="preserve">Nombra el país donde está registrada tu organización y cualquier otro donde compres. Las leyes de contratación pública, como la Public Procurement and Asset Disposal Act 2015 de Kenia, suelen aplicarse a los organismos públicos y no a las ONG, pero algunas se aplican cuando gastas dinero público o actúas en nombre de un organismo público. Consulta tu ley local sobre este punto y sobre las normas de facturas y comprobantes fiscales (por ejemplo, si los proveedores deben emitir facturas fiscales oficiales y si debes retener impuestos en los pagos a personas individuales). Los financiadores gubernamentales suelen tener normas estrictas. Las subvenciones federales de los EE. UU. siguen las normas de compras de 2 CFR 200.317 a 200.327 (la Uniform Guidance), con umbrales vinculados a las normas federales de adquisiciones de los EE. UU. Las subvenciones financiadas por la UE para trabajos fuera de la UE suelen incluir normas de compras en un anexo del contrato de subvención. Los financiadores gubernamentales del Reino Unido fijan sus propios requisitos en las condiciones de la subvención. Lee siempre la cláusula de compras de cada acuerdo de subvención y anota sus umbrales en la tabla de la sección 3.</w:t>
             </w:r>
           </w:p>
         </w:tc>

--- a/assets/legal-templates/es/procurement-policy.docx
+++ b/assets/legal-templates/es/procurement-policy.docx
@@ -19,7 +19,7 @@
             <wp:extent cx="7562850" cy="10696575"/>
             <wp:effectExtent t="0" r="0" b="0" l="0"/>
             <wp:wrapNone/>
-            <wp:docPr id="1" name="" descr="" title=""/>
+            <wp:docPr id="87" name="" descr="" title=""/>
             <wp:cNvGraphicFramePr>
               <a:graphicFrameLocks xmlns:a="http://schemas.openxmlformats.org/drawingml/2006/main" noChangeAspect="1"/>
             </wp:cNvGraphicFramePr>
@@ -12923,7 +12923,7 @@
         <wp:inline distT="0" distB="0" distL="0" distR="0">
           <wp:extent cx="1333500" cy="204788"/>
           <wp:effectExtent t="0" r="0" b="0" l="0"/>
-          <wp:docPr id="2" name="" descr="" title=""/>
+          <wp:docPr id="88" name="" descr="" title=""/>
           <wp:cNvGraphicFramePr>
             <a:graphicFrameLocks xmlns:a="http://schemas.openxmlformats.org/drawingml/2006/main" noChangeAspect="1"/>
           </wp:cNvGraphicFramePr>
